--- a/downloads/teacher/04 Units/Unit 05 - Apparel and Textile Production and Design - Make It, Mend It, Wear It/Lesson 05.16 - Plan and Prototype.docx
+++ b/downloads/teacher/04 Units/Unit 05 - Apparel and Textile Production and Design - Make It, Mend It, Wear It/Lesson 05.16 - Plan and Prototype.docx
@@ -266,23 +266,41 @@
       <w:r>
         <w:t xml:space="preserve">By the end of this lesson, students will be able to:</w:t>
       </w:r>
-      <w:r>
-        <w:t xml:space="preserve"> </w:t>
-      </w:r>
-      <w:r>
-        <w:t xml:space="preserve">1. (Low) Label a plan sketch of their item with at least four measurements in inches, including the seam allowance.</w:t>
-      </w:r>
-      <w:r>
-        <w:t xml:space="preserve"> </w:t>
-      </w:r>
-      <w:r>
-        <w:t xml:space="preserve">2. (Mid) Construct a paper or scrap mock-up of the hardest part of their item and revise the plan based on what the mock-up showed.</w:t>
-      </w:r>
-      <w:r>
-        <w:t xml:space="preserve"> </w:t>
-      </w:r>
-      <w:r>
-        <w:t xml:space="preserve">3. (High) Evaluate a partner’s plan against the four project constraints using the peer review checklist, and name one specific change with a reason.</w:t>
+    </w:p>
+    <w:p>
+      <w:pPr>
+        <w:numPr>
+          <w:ilvl w:val="0"/>
+          <w:numId w:val="1002"/>
+        </w:numPr>
+        <w:pStyle w:val="Compact"/>
+      </w:pPr>
+      <w:r>
+        <w:t xml:space="preserve">(Low) Label a plan sketch of their item with at least four measurements in inches, including the seam allowance.</w:t>
+      </w:r>
+    </w:p>
+    <w:p>
+      <w:pPr>
+        <w:numPr>
+          <w:ilvl w:val="0"/>
+          <w:numId w:val="1002"/>
+        </w:numPr>
+        <w:pStyle w:val="Compact"/>
+      </w:pPr>
+      <w:r>
+        <w:t xml:space="preserve">(Mid) Construct a paper or scrap mock-up of the hardest part of their item and revise the plan based on what the mock-up showed.</w:t>
+      </w:r>
+    </w:p>
+    <w:p>
+      <w:pPr>
+        <w:numPr>
+          <w:ilvl w:val="0"/>
+          <w:numId w:val="1002"/>
+        </w:numPr>
+        <w:pStyle w:val="Compact"/>
+      </w:pPr>
+      <w:r>
+        <w:t xml:space="preserve">(High) Evaluate a partner’s plan against the four project constraints using the peer review checklist, and name one specific change with a reason.</w:t>
       </w:r>
     </w:p>
     <w:p>
@@ -338,7 +356,7 @@
       <w:pPr>
         <w:numPr>
           <w:ilvl w:val="0"/>
-          <w:numId w:val="1002"/>
+          <w:numId w:val="1003"/>
         </w:numPr>
         <w:pStyle w:val="Compact"/>
       </w:pPr>
@@ -380,7 +398,7 @@
       <w:pPr>
         <w:numPr>
           <w:ilvl w:val="0"/>
-          <w:numId w:val="1002"/>
+          <w:numId w:val="1003"/>
         </w:numPr>
         <w:pStyle w:val="Compact"/>
       </w:pPr>
@@ -392,7 +410,7 @@
       <w:pPr>
         <w:numPr>
           <w:ilvl w:val="0"/>
-          <w:numId w:val="1002"/>
+          <w:numId w:val="1003"/>
         </w:numPr>
         <w:pStyle w:val="Compact"/>
       </w:pPr>
@@ -410,7 +428,7 @@
       <w:pPr>
         <w:numPr>
           <w:ilvl w:val="0"/>
-          <w:numId w:val="1002"/>
+          <w:numId w:val="1003"/>
         </w:numPr>
         <w:pStyle w:val="Compact"/>
       </w:pPr>
@@ -422,7 +440,7 @@
       <w:pPr>
         <w:numPr>
           <w:ilvl w:val="0"/>
-          <w:numId w:val="1002"/>
+          <w:numId w:val="1003"/>
         </w:numPr>
         <w:pStyle w:val="Compact"/>
       </w:pPr>
@@ -434,7 +452,7 @@
       <w:pPr>
         <w:numPr>
           <w:ilvl w:val="0"/>
-          <w:numId w:val="1002"/>
+          <w:numId w:val="1003"/>
         </w:numPr>
         <w:pStyle w:val="Compact"/>
       </w:pPr>
@@ -446,7 +464,7 @@
       <w:pPr>
         <w:numPr>
           <w:ilvl w:val="0"/>
-          <w:numId w:val="1002"/>
+          <w:numId w:val="1003"/>
         </w:numPr>
         <w:pStyle w:val="Compact"/>
       </w:pPr>
@@ -467,7 +485,7 @@
       <w:pPr>
         <w:numPr>
           <w:ilvl w:val="0"/>
-          <w:numId w:val="1002"/>
+          <w:numId w:val="1003"/>
         </w:numPr>
         <w:pStyle w:val="Compact"/>
       </w:pPr>
@@ -479,7 +497,7 @@
       <w:pPr>
         <w:numPr>
           <w:ilvl w:val="0"/>
-          <w:numId w:val="1002"/>
+          <w:numId w:val="1003"/>
         </w:numPr>
         <w:pStyle w:val="Compact"/>
       </w:pPr>
@@ -491,7 +509,7 @@
       <w:pPr>
         <w:numPr>
           <w:ilvl w:val="0"/>
-          <w:numId w:val="1002"/>
+          <w:numId w:val="1003"/>
         </w:numPr>
         <w:pStyle w:val="Compact"/>
       </w:pPr>
@@ -503,7 +521,7 @@
       <w:pPr>
         <w:numPr>
           <w:ilvl w:val="0"/>
-          <w:numId w:val="1002"/>
+          <w:numId w:val="1003"/>
         </w:numPr>
         <w:pStyle w:val="Compact"/>
       </w:pPr>
@@ -524,7 +542,7 @@
       <w:pPr>
         <w:numPr>
           <w:ilvl w:val="0"/>
-          <w:numId w:val="1002"/>
+          <w:numId w:val="1003"/>
         </w:numPr>
         <w:pStyle w:val="Compact"/>
       </w:pPr>
@@ -563,7 +581,7 @@
       <w:pPr>
         <w:numPr>
           <w:ilvl w:val="0"/>
-          <w:numId w:val="1003"/>
+          <w:numId w:val="1004"/>
         </w:numPr>
         <w:pStyle w:val="Compact"/>
       </w:pPr>
@@ -575,7 +593,7 @@
       <w:pPr>
         <w:numPr>
           <w:ilvl w:val="0"/>
-          <w:numId w:val="1003"/>
+          <w:numId w:val="1004"/>
         </w:numPr>
         <w:pStyle w:val="Compact"/>
       </w:pPr>
@@ -587,7 +605,7 @@
       <w:pPr>
         <w:numPr>
           <w:ilvl w:val="0"/>
-          <w:numId w:val="1003"/>
+          <w:numId w:val="1004"/>
         </w:numPr>
         <w:pStyle w:val="Compact"/>
       </w:pPr>
@@ -599,7 +617,7 @@
       <w:pPr>
         <w:numPr>
           <w:ilvl w:val="0"/>
-          <w:numId w:val="1003"/>
+          <w:numId w:val="1004"/>
         </w:numPr>
         <w:pStyle w:val="Compact"/>
       </w:pPr>
@@ -611,7 +629,7 @@
       <w:pPr>
         <w:numPr>
           <w:ilvl w:val="0"/>
-          <w:numId w:val="1003"/>
+          <w:numId w:val="1004"/>
         </w:numPr>
         <w:pStyle w:val="Compact"/>
       </w:pPr>
@@ -623,7 +641,7 @@
       <w:pPr>
         <w:numPr>
           <w:ilvl w:val="0"/>
-          <w:numId w:val="1003"/>
+          <w:numId w:val="1004"/>
         </w:numPr>
         <w:pStyle w:val="Compact"/>
       </w:pPr>
@@ -1158,61 +1176,109 @@
       <w:r>
         <w:t xml:space="preserve">Monitor understanding:</w:t>
       </w:r>
-      <w:r>
-        <w:t xml:space="preserve"> </w:t>
-      </w:r>
-      <w:r>
-        <w:t xml:space="preserve">- What is your cut size, and what is your finished size? Where did the difference go?</w:t>
-      </w:r>
-      <w:r>
-        <w:t xml:space="preserve"> </w:t>
-      </w:r>
-      <w:r>
-        <w:t xml:space="preserve">- Show me the part you were worried about. Did the paper version work?</w:t>
-      </w:r>
-      <w:r>
-        <w:t xml:space="preserve"> </w:t>
-      </w:r>
-      <w:r>
-        <w:t xml:space="preserve">- Which two stitches, and in what order?</w:t>
-      </w:r>
-      <w:r>
-        <w:t xml:space="preserve"> </w:t>
-      </w:r>
-      <w:r>
-        <w:t xml:space="preserve">- Does your fabric stretch when you pull it sideways? Does your plan care?</w:t>
-      </w:r>
-    </w:p>
-    <w:p>
-      <w:pPr>
-        <w:pStyle w:val="BodyText"/>
+    </w:p>
+    <w:p>
+      <w:pPr>
+        <w:numPr>
+          <w:ilvl w:val="0"/>
+          <w:numId w:val="1005"/>
+        </w:numPr>
+        <w:pStyle w:val="Compact"/>
+      </w:pPr>
+      <w:r>
+        <w:t xml:space="preserve">What is your cut size, and what is your finished size? Where did the difference go?</w:t>
+      </w:r>
+    </w:p>
+    <w:p>
+      <w:pPr>
+        <w:numPr>
+          <w:ilvl w:val="0"/>
+          <w:numId w:val="1005"/>
+        </w:numPr>
+        <w:pStyle w:val="Compact"/>
+      </w:pPr>
+      <w:r>
+        <w:t xml:space="preserve">Show me the part you were worried about. Did the paper version work?</w:t>
+      </w:r>
+    </w:p>
+    <w:p>
+      <w:pPr>
+        <w:numPr>
+          <w:ilvl w:val="0"/>
+          <w:numId w:val="1005"/>
+        </w:numPr>
+        <w:pStyle w:val="Compact"/>
+      </w:pPr>
+      <w:r>
+        <w:t xml:space="preserve">Which two stitches, and in what order?</w:t>
+      </w:r>
+    </w:p>
+    <w:p>
+      <w:pPr>
+        <w:numPr>
+          <w:ilvl w:val="0"/>
+          <w:numId w:val="1005"/>
+        </w:numPr>
+        <w:pStyle w:val="Compact"/>
+      </w:pPr>
+      <w:r>
+        <w:t xml:space="preserve">Does your fabric stretch when you pull it sideways? Does your plan care?</w:t>
+      </w:r>
+    </w:p>
+    <w:p>
+      <w:pPr>
+        <w:pStyle w:val="FirstParagraph"/>
       </w:pPr>
       <w:r>
         <w:t xml:space="preserve">Deepen learning (why and how, tied to their lives):</w:t>
       </w:r>
-      <w:r>
-        <w:t xml:space="preserve"> </w:t>
-      </w:r>
-      <w:r>
-        <w:t xml:space="preserve">- Why does a mock-up in paper tell you anything about fabric? What does it not tell you?</w:t>
-      </w:r>
-      <w:r>
-        <w:t xml:space="preserve"> </w:t>
-      </w:r>
-      <w:r>
-        <w:t xml:space="preserve">- Your partner suggested a change and you are not taking it. Say why in one sentence that would satisfy them.</w:t>
-      </w:r>
-      <w:r>
-        <w:t xml:space="preserve"> </w:t>
-      </w:r>
-      <w:r>
-        <w:t xml:space="preserve">- A tailor charges for alterations partly because a mistake costs them the garment. What does a mistake cost you here?</w:t>
-      </w:r>
-      <w:r>
-        <w:t xml:space="preserve"> </w:t>
-      </w:r>
-      <w:r>
-        <w:t xml:space="preserve">- Which step in your order of work is the one you cannot undo?</w:t>
+    </w:p>
+    <w:p>
+      <w:pPr>
+        <w:numPr>
+          <w:ilvl w:val="0"/>
+          <w:numId w:val="1006"/>
+        </w:numPr>
+        <w:pStyle w:val="Compact"/>
+      </w:pPr>
+      <w:r>
+        <w:t xml:space="preserve">Why does a mock-up in paper tell you anything about fabric? What does it not tell you?</w:t>
+      </w:r>
+    </w:p>
+    <w:p>
+      <w:pPr>
+        <w:numPr>
+          <w:ilvl w:val="0"/>
+          <w:numId w:val="1006"/>
+        </w:numPr>
+        <w:pStyle w:val="Compact"/>
+      </w:pPr>
+      <w:r>
+        <w:t xml:space="preserve">Your partner suggested a change and you are not taking it. Say why in one sentence that would satisfy them.</w:t>
+      </w:r>
+    </w:p>
+    <w:p>
+      <w:pPr>
+        <w:numPr>
+          <w:ilvl w:val="0"/>
+          <w:numId w:val="1006"/>
+        </w:numPr>
+        <w:pStyle w:val="Compact"/>
+      </w:pPr>
+      <w:r>
+        <w:t xml:space="preserve">A tailor charges for alterations partly because a mistake costs them the garment. What does a mistake cost you here?</w:t>
+      </w:r>
+    </w:p>
+    <w:p>
+      <w:pPr>
+        <w:numPr>
+          <w:ilvl w:val="0"/>
+          <w:numId w:val="1006"/>
+        </w:numPr>
+        <w:pStyle w:val="Compact"/>
+      </w:pPr>
+      <w:r>
+        <w:t xml:space="preserve">Which step in your order of work is the one you cannot undo?</w:t>
       </w:r>
     </w:p>
     <w:p>
@@ -1365,7 +1431,7 @@
       <w:pPr>
         <w:numPr>
           <w:ilvl w:val="0"/>
-          <w:numId w:val="1004"/>
+          <w:numId w:val="1007"/>
         </w:numPr>
         <w:pStyle w:val="Compact"/>
       </w:pPr>
@@ -1412,7 +1478,7 @@
       <w:pPr>
         <w:numPr>
           <w:ilvl w:val="0"/>
-          <w:numId w:val="1004"/>
+          <w:numId w:val="1007"/>
         </w:numPr>
         <w:pStyle w:val="Compact"/>
       </w:pPr>
@@ -1424,7 +1490,7 @@
       <w:pPr>
         <w:numPr>
           <w:ilvl w:val="0"/>
-          <w:numId w:val="1004"/>
+          <w:numId w:val="1007"/>
         </w:numPr>
         <w:pStyle w:val="Compact"/>
       </w:pPr>
@@ -1436,7 +1502,7 @@
       <w:pPr>
         <w:numPr>
           <w:ilvl w:val="0"/>
-          <w:numId w:val="1004"/>
+          <w:numId w:val="1007"/>
         </w:numPr>
         <w:pStyle w:val="Compact"/>
       </w:pPr>
@@ -1448,7 +1514,7 @@
       <w:pPr>
         <w:numPr>
           <w:ilvl w:val="0"/>
-          <w:numId w:val="1004"/>
+          <w:numId w:val="1007"/>
         </w:numPr>
         <w:pStyle w:val="Compact"/>
       </w:pPr>
@@ -1460,7 +1526,7 @@
       <w:pPr>
         <w:numPr>
           <w:ilvl w:val="0"/>
-          <w:numId w:val="1004"/>
+          <w:numId w:val="1007"/>
         </w:numPr>
         <w:pStyle w:val="Compact"/>
       </w:pPr>
@@ -1829,7 +1895,7 @@
       <w:pPr>
         <w:numPr>
           <w:ilvl w:val="0"/>
-          <w:numId w:val="1005"/>
+          <w:numId w:val="1008"/>
         </w:numPr>
         <w:pStyle w:val="Compact"/>
       </w:pPr>
@@ -1853,7 +1919,7 @@
       <w:pPr>
         <w:numPr>
           <w:ilvl w:val="0"/>
-          <w:numId w:val="1005"/>
+          <w:numId w:val="1008"/>
         </w:numPr>
         <w:pStyle w:val="Compact"/>
       </w:pPr>
@@ -1865,7 +1931,7 @@
       <w:pPr>
         <w:numPr>
           <w:ilvl w:val="0"/>
-          <w:numId w:val="1005"/>
+          <w:numId w:val="1008"/>
         </w:numPr>
         <w:pStyle w:val="Compact"/>
       </w:pPr>
@@ -1898,7 +1964,7 @@
       <w:pPr>
         <w:numPr>
           <w:ilvl w:val="0"/>
-          <w:numId w:val="1005"/>
+          <w:numId w:val="1008"/>
         </w:numPr>
         <w:pStyle w:val="Compact"/>
       </w:pPr>
@@ -1922,7 +1988,7 @@
       <w:pPr>
         <w:numPr>
           <w:ilvl w:val="0"/>
-          <w:numId w:val="1005"/>
+          <w:numId w:val="1008"/>
         </w:numPr>
         <w:pStyle w:val="Compact"/>
       </w:pPr>
@@ -1944,7 +2010,7 @@
       <w:pPr>
         <w:numPr>
           <w:ilvl w:val="0"/>
-          <w:numId w:val="1006"/>
+          <w:numId w:val="1009"/>
         </w:numPr>
         <w:pStyle w:val="Compact"/>
       </w:pPr>
@@ -1956,7 +2022,7 @@
       <w:pPr>
         <w:numPr>
           <w:ilvl w:val="0"/>
-          <w:numId w:val="1006"/>
+          <w:numId w:val="1009"/>
         </w:numPr>
         <w:pStyle w:val="Compact"/>
       </w:pPr>
@@ -1980,7 +2046,7 @@
       <w:pPr>
         <w:numPr>
           <w:ilvl w:val="0"/>
-          <w:numId w:val="1006"/>
+          <w:numId w:val="1009"/>
         </w:numPr>
         <w:pStyle w:val="Compact"/>
       </w:pPr>
@@ -1992,7 +2058,7 @@
       <w:pPr>
         <w:numPr>
           <w:ilvl w:val="0"/>
-          <w:numId w:val="1006"/>
+          <w:numId w:val="1009"/>
         </w:numPr>
         <w:pStyle w:val="Compact"/>
       </w:pPr>
@@ -2004,7 +2070,7 @@
       <w:pPr>
         <w:numPr>
           <w:ilvl w:val="0"/>
-          <w:numId w:val="1006"/>
+          <w:numId w:val="1009"/>
         </w:numPr>
         <w:pStyle w:val="Compact"/>
       </w:pPr>
@@ -2016,7 +2082,7 @@
       <w:pPr>
         <w:numPr>
           <w:ilvl w:val="0"/>
-          <w:numId w:val="1006"/>
+          <w:numId w:val="1009"/>
         </w:numPr>
         <w:pStyle w:val="Compact"/>
       </w:pPr>
@@ -2028,7 +2094,7 @@
       <w:pPr>
         <w:numPr>
           <w:ilvl w:val="0"/>
-          <w:numId w:val="1006"/>
+          <w:numId w:val="1009"/>
         </w:numPr>
         <w:pStyle w:val="Compact"/>
       </w:pPr>
@@ -2043,7 +2109,7 @@
       <w:pPr>
         <w:numPr>
           <w:ilvl w:val="0"/>
-          <w:numId w:val="1006"/>
+          <w:numId w:val="1009"/>
         </w:numPr>
         <w:pStyle w:val="Compact"/>
       </w:pPr>
@@ -2470,9 +2536,6 @@
     <w:abstractNumId w:val="991"/>
   </w:num>
   <w:num w:numId="1002">
-    <w:abstractNumId w:val="991"/>
-  </w:num>
-  <w:num w:numId="1003">
     <w:abstractNumId w:val="99411"/>
     <w:lvlOverride w:ilvl="0">
       <w:startOverride w:val="1"/>
@@ -2502,13 +2565,52 @@
       <w:startOverride w:val="1"/>
     </w:lvlOverride>
   </w:num>
+  <w:num w:numId="1003">
+    <w:abstractNumId w:val="991"/>
+  </w:num>
   <w:num w:numId="1004">
-    <w:abstractNumId w:val="991"/>
+    <w:abstractNumId w:val="99411"/>
+    <w:lvlOverride w:ilvl="0">
+      <w:startOverride w:val="1"/>
+    </w:lvlOverride>
+    <w:lvlOverride w:ilvl="1">
+      <w:startOverride w:val="1"/>
+    </w:lvlOverride>
+    <w:lvlOverride w:ilvl="2">
+      <w:startOverride w:val="1"/>
+    </w:lvlOverride>
+    <w:lvlOverride w:ilvl="3">
+      <w:startOverride w:val="1"/>
+    </w:lvlOverride>
+    <w:lvlOverride w:ilvl="4">
+      <w:startOverride w:val="1"/>
+    </w:lvlOverride>
+    <w:lvlOverride w:ilvl="5">
+      <w:startOverride w:val="1"/>
+    </w:lvlOverride>
+    <w:lvlOverride w:ilvl="6">
+      <w:startOverride w:val="1"/>
+    </w:lvlOverride>
+    <w:lvlOverride w:ilvl="7">
+      <w:startOverride w:val="1"/>
+    </w:lvlOverride>
+    <w:lvlOverride w:ilvl="8">
+      <w:startOverride w:val="1"/>
+    </w:lvlOverride>
   </w:num>
   <w:num w:numId="1005">
     <w:abstractNumId w:val="991"/>
   </w:num>
   <w:num w:numId="1006">
+    <w:abstractNumId w:val="991"/>
+  </w:num>
+  <w:num w:numId="1007">
+    <w:abstractNumId w:val="991"/>
+  </w:num>
+  <w:num w:numId="1008">
+    <w:abstractNumId w:val="991"/>
+  </w:num>
+  <w:num w:numId="1009">
     <w:abstractNumId w:val="991"/>
   </w:num>
 </w:numbering>

--- a/downloads/teacher/04 Units/Unit 05 - Apparel and Textile Production and Design - Make It, Mend It, Wear It/Lesson 05.16 - Plan and Prototype.docx
+++ b/downloads/teacher/04 Units/Unit 05 - Apparel and Textile Production and Design - Make It, Mend It, Wear It/Lesson 05.16 - Plan and Prototype.docx
@@ -1153,14 +1153,6 @@
     </w:p>
     <w:p>
       <w:pPr>
-        <w:pStyle w:val="BodyText"/>
-      </w:pPr>
-      <w:r>
-        <w:t xml:space="preserve">Total: 4 plus 7 plus 12 plus 8 plus 6 plus 3 = 40 minutes.</w:t>
-      </w:r>
-    </w:p>
-    <w:p>
-      <w:pPr>
         <w:pStyle w:val="Heading2"/>
       </w:pPr>
       <w:bookmarkStart w:id="30" w:name="questions-to-ask"/>
@@ -1531,7 +1523,7 @@
         <w:pStyle w:val="Compact"/>
       </w:pPr>
       <w:r>
-        <w:t xml:space="preserve">No-machine alternative: the whole project is hand sewing; no machine is used today or on any project day. Reduced-dexterity alternative for today: binder clips and paper clips instead of straight pins, a pre-marked material, spring-loaded scissors or the teacher cutting on the student’s marked line while the student directs, and a hoop or clamp to hold the paper mock-up flat. None of these changes the rubric.</w:t>
+        <w:t xml:space="preserve">No-machine alternative: every path in this project can be built by hand; no machine is used today, and on the build days a machine seam counts as a taught join for any student whose plan names one. Reduced-dexterity alternative for today: binder clips and paper clips instead of straight pins, a pre-marked material, spring-loaded scissors or the teacher cutting on the student’s marked line while the student directs, and a hoop or clamp to hold the paper mock-up flat. None of these changes the rubric.</w:t>
       </w:r>
     </w:p>
     <w:p>
@@ -1871,15 +1863,6 @@
       <w:r>
         <w:t xml:space="preserve">”</w:t>
       </w:r>
-      <w:r>
-        <w:t xml:space="preserve"> </w:t>
-      </w:r>
-      <w:r>
-        <w:rPr>
-          <w:rStyle w:val="TeacherNote"/>
-        </w:rPr>
-        <w:t xml:space="preserve">[Sal: the dry cleaner near the school probably has an alterations tailor on site.]</w:t>
-      </w:r>
     </w:p>
     <w:p>
       <w:pPr>
@@ -1950,15 +1933,6 @@
       <w:r>
         <w:t xml:space="preserve">, section 2.</w:t>
       </w:r>
-      <w:r>
-        <w:t xml:space="preserve"> </w:t>
-      </w:r>
-      <w:r>
-        <w:rPr>
-          <w:rStyle w:val="TeacherNote"/>
-        </w:rPr>
-        <w:t xml:space="preserve">[Sal: confirm against the NYSED PDF.]</w:t>
-      </w:r>
     </w:p>
     <w:p>
       <w:pPr>
@@ -2099,37 +2073,7 @@
         <w:pStyle w:val="Compact"/>
       </w:pPr>
       <w:r>
-        <w:rPr>
-          <w:rStyle w:val="TeacherNote"/>
-        </w:rPr>
-        <w:t xml:space="preserve">[Sal: your airplane-crash simulation worked because students had to defend a decision under a constraint. The approval table is the same move, quietly. Ask the five questions the same way every time and students start pre-answering them.]</w:t>
-      </w:r>
-    </w:p>
-    <w:p>
-      <w:pPr>
-        <w:numPr>
-          <w:ilvl w:val="0"/>
-          <w:numId w:val="1009"/>
-        </w:numPr>
-        <w:pStyle w:val="Compact"/>
-      </w:pPr>
-      <w:r>
-        <w:t xml:space="preserve">Budget note for the unit plan: mock-up paper is free (newspaper, the recycling bin, or brown grocery bags). Chalk or soap slivers are free. Add fabric-marking chalk if you want it, about $3 for a pack of three</w:t>
-      </w:r>
-      <w:r>
-        <w:t xml:space="preserve"> </w:t>
-      </w:r>
-      <w:r>
-        <w:rPr>
-          <w:rStyle w:val="TeacherNote"/>
-        </w:rPr>
-        <w:t xml:space="preserve">[update]. Binder clips, a box of 12 for about $2 [update],</w:t>
-      </w:r>
-      <w:r>
-        <w:t xml:space="preserve"> </w:t>
-      </w:r>
-      <w:r>
-        <w:t xml:space="preserve">are the reduced-dexterity alternative to pins and are worth having.</w:t>
+        <w:t xml:space="preserve">Budget note for the unit plan: mock-up paper is free (newspaper, the recycling bin, or brown grocery bags). Chalk or soap slivers are free. Add fabric-marking chalk if you want it, about $3 for a pack of three. Binder clips, a box of 12 for about $2, are the reduced-dexterity alternative to pins and are worth having.</w:t>
       </w:r>
     </w:p>
     <w:sectPr>
